--- a/PlayPDFMemoriaHito2.docx
+++ b/PlayPDFMemoriaHito2.docx
@@ -769,21 +769,7 @@
                 <w:sz w:val="44"/>
                 <w:szCs w:val="44"/>
               </w:rPr>
-              <w:t>Diagra</w:t>
-            </w:r>
-            <w:r>
-              <w:rPr>
-                <w:sz w:val="44"/>
-                <w:szCs w:val="44"/>
-              </w:rPr>
-              <w:t>m</w:t>
-            </w:r>
-            <w:r>
-              <w:rPr>
-                <w:sz w:val="44"/>
-                <w:szCs w:val="44"/>
-              </w:rPr>
-              <w:t>as</w:t>
+              <w:t>Diagramas</w:t>
             </w:r>
             <w:r>
               <w:rPr>
@@ -4132,23 +4118,9 @@
         </w:rPr>
         <w:t>uso</w:t>
       </w:r>
-    </w:p>
-    <w:p>
-      <w:pPr>
-        <w:pStyle w:val="Textoindependiente"/>
-        <w:spacing w:before="220"/>
-        <w:rPr>
-          <w:rFonts w:ascii="Georgia"/>
-          <w:b/>
-          <w:sz w:val="20"/>
-        </w:rPr>
-      </w:pPr>
-      <w:r>
-        <w:rPr>
-          <w:rFonts w:ascii="Georgia"/>
-          <w:b/>
+      <w:r>
+        <w:rPr>
           <w:noProof/>
-          <w:sz w:val="20"/>
         </w:rPr>
         <w:drawing>
           <wp:anchor distT="0" distB="0" distL="0" distR="0" simplePos="0" relativeHeight="487587840" behindDoc="1" locked="0" layoutInCell="1" allowOverlap="1" wp14:anchorId="5C9E011C" wp14:editId="349D8316">
@@ -4205,462 +4177,53 @@
         </w:rPr>
       </w:pPr>
     </w:p>
-    <w:tbl>
-      <w:tblPr>
-        <w:tblStyle w:val="Tablaconcuadrcula"/>
-        <w:tblW w:w="8613" w:type="dxa"/>
-        <w:tblLook w:val="04A0" w:firstRow="1" w:lastRow="0" w:firstColumn="1" w:lastColumn="0" w:noHBand="0" w:noVBand="1"/>
-      </w:tblPr>
-      <w:tblGrid>
-        <w:gridCol w:w="1739"/>
-        <w:gridCol w:w="6874"/>
-      </w:tblGrid>
-      <w:tr>
-        <w:trPr>
-          <w:trHeight w:val="579"/>
-        </w:trPr>
-        <w:tc>
-          <w:tcPr>
-            <w:tcW w:w="0" w:type="auto"/>
-            <w:shd w:val="clear" w:color="auto" w:fill="4F81BD" w:themeFill="accent1"/>
-            <w:hideMark/>
-          </w:tcPr>
-          <w:p>
-            <w:pPr>
-              <w:spacing w:after="160" w:line="278" w:lineRule="auto"/>
-              <w:rPr>
-                <w:rFonts w:ascii="Times New Roman" w:hAnsi="Times New Roman" w:cs="Times New Roman"/>
-              </w:rPr>
-            </w:pPr>
-            <w:r>
-              <w:rPr>
-                <w:rFonts w:ascii="Times New Roman" w:hAnsi="Times New Roman" w:cs="Times New Roman"/>
-              </w:rPr>
-              <w:t>C</w:t>
-            </w:r>
-            <w:r>
-              <w:rPr>
-                <w:rFonts w:ascii="Times New Roman" w:hAnsi="Times New Roman" w:cs="Times New Roman"/>
-              </w:rPr>
-              <w:t>ampo</w:t>
-            </w:r>
-          </w:p>
-        </w:tc>
-        <w:tc>
-          <w:tcPr>
-            <w:tcW w:w="0" w:type="auto"/>
-            <w:shd w:val="clear" w:color="auto" w:fill="4F81BD" w:themeFill="accent1"/>
-            <w:hideMark/>
-          </w:tcPr>
-          <w:p>
-            <w:pPr>
-              <w:spacing w:after="160" w:line="278" w:lineRule="auto"/>
-              <w:rPr>
-                <w:rFonts w:ascii="Times New Roman" w:hAnsi="Times New Roman" w:cs="Times New Roman"/>
-              </w:rPr>
-            </w:pPr>
-            <w:r>
-              <w:rPr>
-                <w:rFonts w:ascii="Times New Roman" w:hAnsi="Times New Roman" w:cs="Times New Roman"/>
-              </w:rPr>
-              <w:t>Descripción</w:t>
-            </w:r>
-          </w:p>
-        </w:tc>
-      </w:tr>
-      <w:tr>
-        <w:trPr>
-          <w:trHeight w:val="579"/>
-        </w:trPr>
-        <w:tc>
-          <w:tcPr>
-            <w:tcW w:w="0" w:type="auto"/>
-            <w:hideMark/>
-          </w:tcPr>
-          <w:p>
-            <w:pPr>
-              <w:spacing w:after="160" w:line="278" w:lineRule="auto"/>
-              <w:rPr>
-                <w:rFonts w:ascii="Times New Roman" w:hAnsi="Times New Roman" w:cs="Times New Roman"/>
-              </w:rPr>
-            </w:pPr>
-            <w:r>
-              <w:rPr>
-                <w:rFonts w:ascii="Times New Roman" w:hAnsi="Times New Roman" w:cs="Times New Roman"/>
-              </w:rPr>
-              <w:t>Nombre</w:t>
-            </w:r>
-          </w:p>
-        </w:tc>
-        <w:tc>
-          <w:tcPr>
-            <w:tcW w:w="0" w:type="auto"/>
-            <w:hideMark/>
-          </w:tcPr>
-          <w:p>
-            <w:pPr>
-              <w:spacing w:after="160" w:line="278" w:lineRule="auto"/>
-              <w:rPr>
-                <w:rFonts w:ascii="Times New Roman" w:hAnsi="Times New Roman" w:cs="Times New Roman"/>
-              </w:rPr>
-            </w:pPr>
-            <w:r>
-              <w:rPr>
-                <w:rFonts w:ascii="Times New Roman" w:hAnsi="Times New Roman" w:cs="Times New Roman"/>
-              </w:rPr>
-              <w:t>Registrarse</w:t>
-            </w:r>
-          </w:p>
-        </w:tc>
-      </w:tr>
-      <w:tr>
-        <w:trPr>
-          <w:trHeight w:val="579"/>
-        </w:trPr>
-        <w:tc>
-          <w:tcPr>
-            <w:tcW w:w="0" w:type="auto"/>
-            <w:hideMark/>
-          </w:tcPr>
-          <w:p>
-            <w:pPr>
-              <w:spacing w:after="160" w:line="278" w:lineRule="auto"/>
-              <w:rPr>
-                <w:rFonts w:ascii="Times New Roman" w:hAnsi="Times New Roman" w:cs="Times New Roman"/>
-              </w:rPr>
-            </w:pPr>
-            <w:r>
-              <w:rPr>
-                <w:rFonts w:ascii="Times New Roman" w:hAnsi="Times New Roman" w:cs="Times New Roman"/>
-              </w:rPr>
-              <w:t>Código</w:t>
-            </w:r>
-          </w:p>
-        </w:tc>
-        <w:tc>
-          <w:tcPr>
-            <w:tcW w:w="0" w:type="auto"/>
-            <w:hideMark/>
-          </w:tcPr>
-          <w:p>
-            <w:pPr>
-              <w:spacing w:after="160" w:line="278" w:lineRule="auto"/>
-              <w:rPr>
-                <w:rFonts w:ascii="Times New Roman" w:hAnsi="Times New Roman" w:cs="Times New Roman"/>
-              </w:rPr>
-            </w:pPr>
-            <w:r>
-              <w:rPr>
-                <w:rFonts w:ascii="Times New Roman" w:hAnsi="Times New Roman" w:cs="Times New Roman"/>
-              </w:rPr>
-              <w:t>CU-01</w:t>
-            </w:r>
-          </w:p>
-        </w:tc>
-      </w:tr>
-      <w:tr>
-        <w:trPr>
-          <w:trHeight w:val="579"/>
-        </w:trPr>
-        <w:tc>
-          <w:tcPr>
-            <w:tcW w:w="0" w:type="auto"/>
-            <w:hideMark/>
-          </w:tcPr>
-          <w:p>
-            <w:pPr>
-              <w:spacing w:after="160" w:line="278" w:lineRule="auto"/>
-              <w:rPr>
-                <w:rFonts w:ascii="Times New Roman" w:hAnsi="Times New Roman" w:cs="Times New Roman"/>
-              </w:rPr>
-            </w:pPr>
-            <w:r>
-              <w:rPr>
-                <w:rFonts w:ascii="Times New Roman" w:hAnsi="Times New Roman" w:cs="Times New Roman"/>
-              </w:rPr>
-              <w:t>Actor principal</w:t>
-            </w:r>
-          </w:p>
-        </w:tc>
-        <w:tc>
-          <w:tcPr>
-            <w:tcW w:w="0" w:type="auto"/>
-            <w:hideMark/>
-          </w:tcPr>
-          <w:p>
-            <w:pPr>
-              <w:spacing w:after="160" w:line="278" w:lineRule="auto"/>
-              <w:rPr>
-                <w:rFonts w:ascii="Times New Roman" w:hAnsi="Times New Roman" w:cs="Times New Roman"/>
-              </w:rPr>
-            </w:pPr>
-            <w:r>
-              <w:rPr>
-                <w:rFonts w:ascii="Times New Roman" w:hAnsi="Times New Roman" w:cs="Times New Roman"/>
-              </w:rPr>
-              <w:t>Usuario no autenticado</w:t>
-            </w:r>
-          </w:p>
-        </w:tc>
-      </w:tr>
-      <w:tr>
-        <w:trPr>
-          <w:trHeight w:val="966"/>
-        </w:trPr>
-        <w:tc>
-          <w:tcPr>
-            <w:tcW w:w="0" w:type="auto"/>
-            <w:hideMark/>
-          </w:tcPr>
-          <w:p>
-            <w:pPr>
-              <w:spacing w:after="160" w:line="278" w:lineRule="auto"/>
-              <w:rPr>
-                <w:rFonts w:ascii="Times New Roman" w:hAnsi="Times New Roman" w:cs="Times New Roman"/>
-              </w:rPr>
-            </w:pPr>
-            <w:r>
-              <w:rPr>
-                <w:rFonts w:ascii="Times New Roman" w:hAnsi="Times New Roman" w:cs="Times New Roman"/>
-              </w:rPr>
-              <w:t>Descripción</w:t>
-            </w:r>
-          </w:p>
-        </w:tc>
-        <w:tc>
-          <w:tcPr>
-            <w:tcW w:w="0" w:type="auto"/>
-            <w:hideMark/>
-          </w:tcPr>
-          <w:p>
-            <w:pPr>
-              <w:spacing w:after="160" w:line="278" w:lineRule="auto"/>
-              <w:rPr>
-                <w:rFonts w:ascii="Times New Roman" w:hAnsi="Times New Roman" w:cs="Times New Roman"/>
-              </w:rPr>
-            </w:pPr>
-            <w:r>
-              <w:rPr>
-                <w:rFonts w:ascii="Times New Roman" w:hAnsi="Times New Roman" w:cs="Times New Roman"/>
-              </w:rPr>
-              <w:t>Permite a un usuario crear una cuenta en el sistema como Profesor o Alumno.</w:t>
-            </w:r>
-          </w:p>
-        </w:tc>
-      </w:tr>
-      <w:tr>
-        <w:trPr>
-          <w:trHeight w:val="579"/>
-        </w:trPr>
-        <w:tc>
-          <w:tcPr>
-            <w:tcW w:w="0" w:type="auto"/>
-            <w:hideMark/>
-          </w:tcPr>
-          <w:p>
-            <w:pPr>
-              <w:spacing w:after="160" w:line="278" w:lineRule="auto"/>
-              <w:rPr>
-                <w:rFonts w:ascii="Times New Roman" w:hAnsi="Times New Roman" w:cs="Times New Roman"/>
-              </w:rPr>
-            </w:pPr>
-            <w:r>
-              <w:rPr>
-                <w:rFonts w:ascii="Times New Roman" w:hAnsi="Times New Roman" w:cs="Times New Roman"/>
-              </w:rPr>
-              <w:t>Precondición</w:t>
-            </w:r>
-          </w:p>
-        </w:tc>
-        <w:tc>
-          <w:tcPr>
-            <w:tcW w:w="0" w:type="auto"/>
-            <w:hideMark/>
-          </w:tcPr>
-          <w:p>
-            <w:pPr>
-              <w:spacing w:after="160" w:line="278" w:lineRule="auto"/>
-              <w:rPr>
-                <w:rFonts w:ascii="Times New Roman" w:hAnsi="Times New Roman" w:cs="Times New Roman"/>
-              </w:rPr>
-            </w:pPr>
-            <w:r>
-              <w:rPr>
-                <w:rFonts w:ascii="Times New Roman" w:hAnsi="Times New Roman" w:cs="Times New Roman"/>
-              </w:rPr>
-              <w:t>El usuario no debe estar registrado previamente.</w:t>
-            </w:r>
-          </w:p>
-        </w:tc>
-      </w:tr>
-      <w:tr>
-        <w:trPr>
-          <w:trHeight w:val="579"/>
-        </w:trPr>
-        <w:tc>
-          <w:tcPr>
-            <w:tcW w:w="0" w:type="auto"/>
-            <w:hideMark/>
-          </w:tcPr>
-          <w:p>
-            <w:pPr>
-              <w:spacing w:after="160" w:line="278" w:lineRule="auto"/>
-              <w:rPr>
-                <w:rFonts w:ascii="Times New Roman" w:hAnsi="Times New Roman" w:cs="Times New Roman"/>
-              </w:rPr>
-            </w:pPr>
-            <w:r>
-              <w:rPr>
-                <w:rFonts w:ascii="Times New Roman" w:hAnsi="Times New Roman" w:cs="Times New Roman"/>
-              </w:rPr>
-              <w:t>Postcondición</w:t>
-            </w:r>
-          </w:p>
-        </w:tc>
-        <w:tc>
-          <w:tcPr>
-            <w:tcW w:w="0" w:type="auto"/>
-            <w:hideMark/>
-          </w:tcPr>
-          <w:p>
-            <w:pPr>
-              <w:spacing w:after="160" w:line="278" w:lineRule="auto"/>
-              <w:rPr>
-                <w:rFonts w:ascii="Times New Roman" w:hAnsi="Times New Roman" w:cs="Times New Roman"/>
-              </w:rPr>
-            </w:pPr>
-            <w:r>
-              <w:rPr>
-                <w:rFonts w:ascii="Times New Roman" w:hAnsi="Times New Roman" w:cs="Times New Roman"/>
-              </w:rPr>
-              <w:t>Cuenta creada correctamente en el sistema.</w:t>
-            </w:r>
-          </w:p>
-        </w:tc>
-      </w:tr>
-      <w:tr>
-        <w:trPr>
-          <w:trHeight w:val="1388"/>
-        </w:trPr>
-        <w:tc>
-          <w:tcPr>
-            <w:tcW w:w="0" w:type="auto"/>
-            <w:hideMark/>
-          </w:tcPr>
-          <w:p>
-            <w:pPr>
-              <w:spacing w:after="160" w:line="278" w:lineRule="auto"/>
-              <w:rPr>
-                <w:rFonts w:ascii="Times New Roman" w:hAnsi="Times New Roman" w:cs="Times New Roman"/>
-              </w:rPr>
-            </w:pPr>
-            <w:r>
-              <w:rPr>
-                <w:rFonts w:ascii="Times New Roman" w:hAnsi="Times New Roman" w:cs="Times New Roman"/>
-              </w:rPr>
-              <w:t>Flujo principal</w:t>
-            </w:r>
-          </w:p>
-        </w:tc>
-        <w:tc>
-          <w:tcPr>
-            <w:tcW w:w="0" w:type="auto"/>
-            <w:hideMark/>
-          </w:tcPr>
-          <w:p>
-            <w:pPr>
-              <w:spacing w:after="160" w:line="278" w:lineRule="auto"/>
-              <w:rPr>
-                <w:rFonts w:ascii="Times New Roman" w:hAnsi="Times New Roman" w:cs="Times New Roman"/>
-              </w:rPr>
-            </w:pPr>
-            <w:r>
-              <w:rPr>
-                <w:rFonts w:ascii="Times New Roman" w:hAnsi="Times New Roman" w:cs="Times New Roman"/>
-              </w:rPr>
-              <w:t>1. El usuario selecciona “Registrarse”.2. Introduce sus datos.3. Selecciona tipo de usuario.4. El sistema valida la información.5. El sistema crea la cuenta.</w:t>
-            </w:r>
-          </w:p>
-        </w:tc>
-      </w:tr>
-      <w:tr>
-        <w:trPr>
-          <w:trHeight w:val="966"/>
-        </w:trPr>
-        <w:tc>
-          <w:tcPr>
-            <w:tcW w:w="0" w:type="auto"/>
-            <w:hideMark/>
-          </w:tcPr>
-          <w:p>
-            <w:pPr>
-              <w:spacing w:after="160" w:line="278" w:lineRule="auto"/>
-              <w:rPr>
-                <w:rFonts w:ascii="Times New Roman" w:hAnsi="Times New Roman" w:cs="Times New Roman"/>
-              </w:rPr>
-            </w:pPr>
-            <w:r>
-              <w:rPr>
-                <w:rFonts w:ascii="Times New Roman" w:hAnsi="Times New Roman" w:cs="Times New Roman"/>
-              </w:rPr>
-              <w:t>Flujos alternativos</w:t>
-            </w:r>
-          </w:p>
-        </w:tc>
-        <w:tc>
-          <w:tcPr>
-            <w:tcW w:w="0" w:type="auto"/>
-            <w:hideMark/>
-          </w:tcPr>
-          <w:p>
-            <w:pPr>
-              <w:spacing w:after="160" w:line="278" w:lineRule="auto"/>
-              <w:rPr>
-                <w:rFonts w:ascii="Times New Roman" w:hAnsi="Times New Roman" w:cs="Times New Roman"/>
-              </w:rPr>
-            </w:pPr>
-            <w:r>
-              <w:rPr>
-                <w:rFonts w:ascii="Times New Roman" w:hAnsi="Times New Roman" w:cs="Times New Roman"/>
-              </w:rPr>
-              <w:t xml:space="preserve"> Datos incorrectos → Mostrar error.</w:t>
-            </w:r>
-          </w:p>
-          <w:p>
-            <w:pPr>
-              <w:spacing w:after="160" w:line="278" w:lineRule="auto"/>
-              <w:rPr>
-                <w:rFonts w:ascii="Times New Roman" w:hAnsi="Times New Roman" w:cs="Times New Roman"/>
-              </w:rPr>
-            </w:pPr>
-            <w:r>
-              <w:rPr>
-                <w:rFonts w:ascii="Times New Roman" w:hAnsi="Times New Roman" w:cs="Times New Roman"/>
-              </w:rPr>
-              <w:t>Usuario ya registrado → Notificar al usuario.</w:t>
-            </w:r>
-          </w:p>
-        </w:tc>
-      </w:tr>
-    </w:tbl>
-    <w:p>
-      <w:pPr>
-        <w:rPr>
-          <w:rFonts w:ascii="Times New Roman" w:hAnsi="Times New Roman" w:cs="Times New Roman"/>
-        </w:rPr>
-      </w:pPr>
-    </w:p>
-    <w:p>
-      <w:pPr>
-        <w:rPr>
-          <w:rFonts w:ascii="Times New Roman" w:hAnsi="Times New Roman" w:cs="Times New Roman"/>
-        </w:rPr>
-      </w:pPr>
-    </w:p>
-    <w:p>
-      <w:pPr>
-        <w:rPr>
-          <w:rFonts w:ascii="Times New Roman" w:hAnsi="Times New Roman" w:cs="Times New Roman"/>
+    <w:p>
+      <w:pPr>
+        <w:pStyle w:val="Textoindependiente"/>
+        <w:rPr>
+          <w:rFonts w:ascii="Georgia"/>
+          <w:b/>
+          <w:sz w:val="26"/>
+        </w:rPr>
+      </w:pPr>
+    </w:p>
+    <w:p>
+      <w:pPr>
+        <w:pStyle w:val="Textoindependiente"/>
+        <w:rPr>
+          <w:rFonts w:ascii="Georgia"/>
+          <w:b/>
+          <w:sz w:val="26"/>
+        </w:rPr>
+      </w:pPr>
+    </w:p>
+    <w:p>
+      <w:pPr>
+        <w:pStyle w:val="Textoindependiente"/>
+        <w:rPr>
+          <w:rFonts w:ascii="Georgia"/>
+          <w:b/>
+          <w:sz w:val="26"/>
+        </w:rPr>
+      </w:pPr>
+    </w:p>
+    <w:p>
+      <w:pPr>
+        <w:pStyle w:val="Textoindependiente"/>
+        <w:rPr>
+          <w:rFonts w:ascii="Georgia"/>
+          <w:b/>
+          <w:sz w:val="26"/>
+        </w:rPr>
+      </w:pPr>
+    </w:p>
+    <w:p>
+      <w:pPr>
+        <w:pStyle w:val="Textoindependiente"/>
+        <w:rPr>
+          <w:rFonts w:ascii="Georgia"/>
+          <w:b/>
+          <w:sz w:val="26"/>
         </w:rPr>
       </w:pPr>
     </w:p>
@@ -5041,6 +4604,562 @@
         </w:tc>
       </w:tr>
     </w:tbl>
+    <w:p>
+      <w:pPr>
+        <w:pStyle w:val="Textoindependiente"/>
+        <w:rPr>
+          <w:rFonts w:ascii="Georgia"/>
+          <w:b/>
+          <w:sz w:val="26"/>
+        </w:rPr>
+      </w:pPr>
+    </w:p>
+    <w:p>
+      <w:pPr>
+        <w:pStyle w:val="Textoindependiente"/>
+        <w:rPr>
+          <w:rFonts w:ascii="Georgia"/>
+          <w:b/>
+          <w:sz w:val="26"/>
+        </w:rPr>
+      </w:pPr>
+    </w:p>
+    <w:p>
+      <w:pPr>
+        <w:pStyle w:val="Textoindependiente"/>
+        <w:rPr>
+          <w:rFonts w:ascii="Georgia"/>
+          <w:b/>
+          <w:sz w:val="26"/>
+        </w:rPr>
+      </w:pPr>
+    </w:p>
+    <w:p>
+      <w:pPr>
+        <w:pStyle w:val="Textoindependiente"/>
+        <w:rPr>
+          <w:rFonts w:ascii="Georgia"/>
+          <w:b/>
+          <w:sz w:val="26"/>
+        </w:rPr>
+      </w:pPr>
+    </w:p>
+    <w:tbl>
+      <w:tblPr>
+        <w:tblStyle w:val="Tablaconcuadrcula"/>
+        <w:tblW w:w="8613" w:type="dxa"/>
+        <w:tblLook w:val="04A0" w:firstRow="1" w:lastRow="0" w:firstColumn="1" w:lastColumn="0" w:noHBand="0" w:noVBand="1"/>
+      </w:tblPr>
+      <w:tblGrid>
+        <w:gridCol w:w="1928"/>
+        <w:gridCol w:w="6685"/>
+      </w:tblGrid>
+      <w:tr>
+        <w:trPr>
+          <w:trHeight w:val="579"/>
+        </w:trPr>
+        <w:tc>
+          <w:tcPr>
+            <w:tcW w:w="0" w:type="auto"/>
+            <w:shd w:val="clear" w:color="auto" w:fill="4F81BD" w:themeFill="accent1"/>
+            <w:hideMark/>
+          </w:tcPr>
+          <w:p>
+            <w:pPr>
+              <w:spacing w:after="160" w:line="278" w:lineRule="auto"/>
+              <w:rPr>
+                <w:rFonts w:ascii="Times New Roman" w:hAnsi="Times New Roman" w:cs="Times New Roman"/>
+              </w:rPr>
+            </w:pPr>
+            <w:r>
+              <w:rPr>
+                <w:rFonts w:ascii="Times New Roman" w:hAnsi="Times New Roman" w:cs="Times New Roman"/>
+              </w:rPr>
+              <w:lastRenderedPageBreak/>
+              <w:t>C</w:t>
+            </w:r>
+            <w:r>
+              <w:rPr>
+                <w:rFonts w:ascii="Times New Roman" w:hAnsi="Times New Roman" w:cs="Times New Roman"/>
+              </w:rPr>
+              <w:t>ampo</w:t>
+            </w:r>
+          </w:p>
+        </w:tc>
+        <w:tc>
+          <w:tcPr>
+            <w:tcW w:w="0" w:type="auto"/>
+            <w:shd w:val="clear" w:color="auto" w:fill="4F81BD" w:themeFill="accent1"/>
+            <w:hideMark/>
+          </w:tcPr>
+          <w:p>
+            <w:pPr>
+              <w:spacing w:after="160" w:line="278" w:lineRule="auto"/>
+              <w:rPr>
+                <w:rFonts w:ascii="Times New Roman" w:hAnsi="Times New Roman" w:cs="Times New Roman"/>
+              </w:rPr>
+            </w:pPr>
+            <w:r>
+              <w:rPr>
+                <w:rFonts w:ascii="Times New Roman" w:hAnsi="Times New Roman" w:cs="Times New Roman"/>
+              </w:rPr>
+              <w:t>Descripción</w:t>
+            </w:r>
+          </w:p>
+        </w:tc>
+      </w:tr>
+      <w:tr>
+        <w:trPr>
+          <w:trHeight w:val="579"/>
+        </w:trPr>
+        <w:tc>
+          <w:tcPr>
+            <w:tcW w:w="0" w:type="auto"/>
+            <w:hideMark/>
+          </w:tcPr>
+          <w:p>
+            <w:pPr>
+              <w:spacing w:after="160" w:line="278" w:lineRule="auto"/>
+              <w:rPr>
+                <w:rFonts w:ascii="Times New Roman" w:hAnsi="Times New Roman" w:cs="Times New Roman"/>
+              </w:rPr>
+            </w:pPr>
+            <w:r>
+              <w:rPr>
+                <w:rFonts w:ascii="Times New Roman" w:hAnsi="Times New Roman" w:cs="Times New Roman"/>
+              </w:rPr>
+              <w:t>Nombre</w:t>
+            </w:r>
+          </w:p>
+        </w:tc>
+        <w:tc>
+          <w:tcPr>
+            <w:tcW w:w="0" w:type="auto"/>
+            <w:hideMark/>
+          </w:tcPr>
+          <w:p>
+            <w:pPr>
+              <w:spacing w:after="160" w:line="278" w:lineRule="auto"/>
+              <w:rPr>
+                <w:rFonts w:ascii="Times New Roman" w:hAnsi="Times New Roman" w:cs="Times New Roman"/>
+              </w:rPr>
+            </w:pPr>
+            <w:r>
+              <w:rPr>
+                <w:rFonts w:ascii="Times New Roman" w:hAnsi="Times New Roman" w:cs="Times New Roman"/>
+              </w:rPr>
+              <w:t>Registrarse</w:t>
+            </w:r>
+          </w:p>
+        </w:tc>
+      </w:tr>
+      <w:tr>
+        <w:trPr>
+          <w:trHeight w:val="579"/>
+        </w:trPr>
+        <w:tc>
+          <w:tcPr>
+            <w:tcW w:w="0" w:type="auto"/>
+            <w:hideMark/>
+          </w:tcPr>
+          <w:p>
+            <w:pPr>
+              <w:spacing w:after="160" w:line="278" w:lineRule="auto"/>
+              <w:rPr>
+                <w:rFonts w:ascii="Times New Roman" w:hAnsi="Times New Roman" w:cs="Times New Roman"/>
+              </w:rPr>
+            </w:pPr>
+            <w:r>
+              <w:rPr>
+                <w:rFonts w:ascii="Times New Roman" w:hAnsi="Times New Roman" w:cs="Times New Roman"/>
+              </w:rPr>
+              <w:t>Código</w:t>
+            </w:r>
+          </w:p>
+        </w:tc>
+        <w:tc>
+          <w:tcPr>
+            <w:tcW w:w="0" w:type="auto"/>
+            <w:hideMark/>
+          </w:tcPr>
+          <w:p>
+            <w:pPr>
+              <w:spacing w:after="160" w:line="278" w:lineRule="auto"/>
+              <w:rPr>
+                <w:rFonts w:ascii="Times New Roman" w:hAnsi="Times New Roman" w:cs="Times New Roman"/>
+              </w:rPr>
+            </w:pPr>
+            <w:r>
+              <w:rPr>
+                <w:rFonts w:ascii="Times New Roman" w:hAnsi="Times New Roman" w:cs="Times New Roman"/>
+              </w:rPr>
+              <w:t>CU-01</w:t>
+            </w:r>
+          </w:p>
+        </w:tc>
+      </w:tr>
+      <w:tr>
+        <w:trPr>
+          <w:trHeight w:val="579"/>
+        </w:trPr>
+        <w:tc>
+          <w:tcPr>
+            <w:tcW w:w="0" w:type="auto"/>
+            <w:hideMark/>
+          </w:tcPr>
+          <w:p>
+            <w:pPr>
+              <w:spacing w:after="160" w:line="278" w:lineRule="auto"/>
+              <w:rPr>
+                <w:rFonts w:ascii="Times New Roman" w:hAnsi="Times New Roman" w:cs="Times New Roman"/>
+              </w:rPr>
+            </w:pPr>
+            <w:r>
+              <w:rPr>
+                <w:rFonts w:ascii="Times New Roman" w:hAnsi="Times New Roman" w:cs="Times New Roman"/>
+              </w:rPr>
+              <w:t>Actor principal</w:t>
+            </w:r>
+          </w:p>
+        </w:tc>
+        <w:tc>
+          <w:tcPr>
+            <w:tcW w:w="0" w:type="auto"/>
+            <w:hideMark/>
+          </w:tcPr>
+          <w:p>
+            <w:pPr>
+              <w:spacing w:after="160" w:line="278" w:lineRule="auto"/>
+              <w:rPr>
+                <w:rFonts w:ascii="Times New Roman" w:hAnsi="Times New Roman" w:cs="Times New Roman"/>
+              </w:rPr>
+            </w:pPr>
+            <w:r>
+              <w:rPr>
+                <w:rFonts w:ascii="Times New Roman" w:hAnsi="Times New Roman" w:cs="Times New Roman"/>
+              </w:rPr>
+              <w:t>Usuario no autenticado</w:t>
+            </w:r>
+          </w:p>
+        </w:tc>
+      </w:tr>
+      <w:tr>
+        <w:trPr>
+          <w:trHeight w:val="966"/>
+        </w:trPr>
+        <w:tc>
+          <w:tcPr>
+            <w:tcW w:w="0" w:type="auto"/>
+            <w:hideMark/>
+          </w:tcPr>
+          <w:p>
+            <w:pPr>
+              <w:spacing w:after="160" w:line="278" w:lineRule="auto"/>
+              <w:rPr>
+                <w:rFonts w:ascii="Times New Roman" w:hAnsi="Times New Roman" w:cs="Times New Roman"/>
+              </w:rPr>
+            </w:pPr>
+            <w:r>
+              <w:rPr>
+                <w:rFonts w:ascii="Times New Roman" w:hAnsi="Times New Roman" w:cs="Times New Roman"/>
+              </w:rPr>
+              <w:t>Descripción</w:t>
+            </w:r>
+          </w:p>
+        </w:tc>
+        <w:tc>
+          <w:tcPr>
+            <w:tcW w:w="0" w:type="auto"/>
+            <w:hideMark/>
+          </w:tcPr>
+          <w:p>
+            <w:pPr>
+              <w:spacing w:after="160" w:line="278" w:lineRule="auto"/>
+              <w:rPr>
+                <w:rFonts w:ascii="Times New Roman" w:hAnsi="Times New Roman" w:cs="Times New Roman"/>
+              </w:rPr>
+            </w:pPr>
+            <w:r>
+              <w:rPr>
+                <w:rFonts w:ascii="Times New Roman" w:hAnsi="Times New Roman" w:cs="Times New Roman"/>
+              </w:rPr>
+              <w:t>Permite a un usuario crear una cuenta en el sistema como Profesor o Alumno.</w:t>
+            </w:r>
+          </w:p>
+        </w:tc>
+      </w:tr>
+      <w:tr>
+        <w:trPr>
+          <w:trHeight w:val="579"/>
+        </w:trPr>
+        <w:tc>
+          <w:tcPr>
+            <w:tcW w:w="0" w:type="auto"/>
+            <w:hideMark/>
+          </w:tcPr>
+          <w:p>
+            <w:pPr>
+              <w:spacing w:after="160" w:line="278" w:lineRule="auto"/>
+              <w:rPr>
+                <w:rFonts w:ascii="Times New Roman" w:hAnsi="Times New Roman" w:cs="Times New Roman"/>
+              </w:rPr>
+            </w:pPr>
+            <w:r>
+              <w:rPr>
+                <w:rFonts w:ascii="Times New Roman" w:hAnsi="Times New Roman" w:cs="Times New Roman"/>
+              </w:rPr>
+              <w:t>Precondición</w:t>
+            </w:r>
+          </w:p>
+        </w:tc>
+        <w:tc>
+          <w:tcPr>
+            <w:tcW w:w="0" w:type="auto"/>
+            <w:hideMark/>
+          </w:tcPr>
+          <w:p>
+            <w:pPr>
+              <w:spacing w:after="160" w:line="278" w:lineRule="auto"/>
+              <w:rPr>
+                <w:rFonts w:ascii="Times New Roman" w:hAnsi="Times New Roman" w:cs="Times New Roman"/>
+              </w:rPr>
+            </w:pPr>
+            <w:r>
+              <w:rPr>
+                <w:rFonts w:ascii="Times New Roman" w:hAnsi="Times New Roman" w:cs="Times New Roman"/>
+              </w:rPr>
+              <w:t>El usuario no debe estar registrado previamente.</w:t>
+            </w:r>
+          </w:p>
+        </w:tc>
+      </w:tr>
+      <w:tr>
+        <w:trPr>
+          <w:trHeight w:val="579"/>
+        </w:trPr>
+        <w:tc>
+          <w:tcPr>
+            <w:tcW w:w="0" w:type="auto"/>
+            <w:hideMark/>
+          </w:tcPr>
+          <w:p>
+            <w:pPr>
+              <w:spacing w:after="160" w:line="278" w:lineRule="auto"/>
+              <w:rPr>
+                <w:rFonts w:ascii="Times New Roman" w:hAnsi="Times New Roman" w:cs="Times New Roman"/>
+              </w:rPr>
+            </w:pPr>
+            <w:r>
+              <w:rPr>
+                <w:rFonts w:ascii="Times New Roman" w:hAnsi="Times New Roman" w:cs="Times New Roman"/>
+              </w:rPr>
+              <w:t>Postcondición</w:t>
+            </w:r>
+          </w:p>
+        </w:tc>
+        <w:tc>
+          <w:tcPr>
+            <w:tcW w:w="0" w:type="auto"/>
+            <w:hideMark/>
+          </w:tcPr>
+          <w:p>
+            <w:pPr>
+              <w:spacing w:after="160" w:line="278" w:lineRule="auto"/>
+              <w:rPr>
+                <w:rFonts w:ascii="Times New Roman" w:hAnsi="Times New Roman" w:cs="Times New Roman"/>
+              </w:rPr>
+            </w:pPr>
+            <w:r>
+              <w:rPr>
+                <w:rFonts w:ascii="Times New Roman" w:hAnsi="Times New Roman" w:cs="Times New Roman"/>
+              </w:rPr>
+              <w:t>Cuenta creada correctamente en el sistema.</w:t>
+            </w:r>
+          </w:p>
+        </w:tc>
+      </w:tr>
+      <w:tr>
+        <w:trPr>
+          <w:trHeight w:val="1388"/>
+        </w:trPr>
+        <w:tc>
+          <w:tcPr>
+            <w:tcW w:w="0" w:type="auto"/>
+            <w:hideMark/>
+          </w:tcPr>
+          <w:p>
+            <w:pPr>
+              <w:spacing w:after="160" w:line="278" w:lineRule="auto"/>
+              <w:rPr>
+                <w:rFonts w:ascii="Times New Roman" w:hAnsi="Times New Roman" w:cs="Times New Roman"/>
+              </w:rPr>
+            </w:pPr>
+            <w:r>
+              <w:rPr>
+                <w:rFonts w:ascii="Times New Roman" w:hAnsi="Times New Roman" w:cs="Times New Roman"/>
+              </w:rPr>
+              <w:t>Flujo principal</w:t>
+            </w:r>
+          </w:p>
+        </w:tc>
+        <w:tc>
+          <w:tcPr>
+            <w:tcW w:w="0" w:type="auto"/>
+            <w:hideMark/>
+          </w:tcPr>
+          <w:p>
+            <w:pPr>
+              <w:spacing w:after="160" w:line="278" w:lineRule="auto"/>
+              <w:rPr>
+                <w:rFonts w:ascii="Times New Roman" w:hAnsi="Times New Roman" w:cs="Times New Roman"/>
+              </w:rPr>
+            </w:pPr>
+            <w:r>
+              <w:rPr>
+                <w:rFonts w:ascii="Times New Roman" w:hAnsi="Times New Roman" w:cs="Times New Roman"/>
+              </w:rPr>
+              <w:t>1. El usuario selecciona “Registrarse”.</w:t>
+            </w:r>
+          </w:p>
+          <w:p>
+            <w:pPr>
+              <w:spacing w:after="160" w:line="278" w:lineRule="auto"/>
+              <w:rPr>
+                <w:rFonts w:ascii="Times New Roman" w:hAnsi="Times New Roman" w:cs="Times New Roman"/>
+              </w:rPr>
+            </w:pPr>
+            <w:r>
+              <w:rPr>
+                <w:rFonts w:ascii="Times New Roman" w:hAnsi="Times New Roman" w:cs="Times New Roman"/>
+              </w:rPr>
+              <w:t>2. Introduce sus datos.</w:t>
+            </w:r>
+          </w:p>
+          <w:p>
+            <w:pPr>
+              <w:spacing w:after="160" w:line="278" w:lineRule="auto"/>
+              <w:rPr>
+                <w:rFonts w:ascii="Times New Roman" w:hAnsi="Times New Roman" w:cs="Times New Roman"/>
+              </w:rPr>
+            </w:pPr>
+            <w:r>
+              <w:rPr>
+                <w:rFonts w:ascii="Times New Roman" w:hAnsi="Times New Roman" w:cs="Times New Roman"/>
+              </w:rPr>
+              <w:t>3. Selecciona tipo de usuario.</w:t>
+            </w:r>
+          </w:p>
+          <w:p>
+            <w:pPr>
+              <w:spacing w:after="160" w:line="278" w:lineRule="auto"/>
+              <w:rPr>
+                <w:rFonts w:ascii="Times New Roman" w:hAnsi="Times New Roman" w:cs="Times New Roman"/>
+              </w:rPr>
+            </w:pPr>
+            <w:r>
+              <w:rPr>
+                <w:rFonts w:ascii="Times New Roman" w:hAnsi="Times New Roman" w:cs="Times New Roman"/>
+              </w:rPr>
+              <w:t>4. El sistema valida la información.</w:t>
+            </w:r>
+          </w:p>
+          <w:p>
+            <w:pPr>
+              <w:spacing w:after="160" w:line="278" w:lineRule="auto"/>
+              <w:rPr>
+                <w:rFonts w:ascii="Times New Roman" w:hAnsi="Times New Roman" w:cs="Times New Roman"/>
+              </w:rPr>
+            </w:pPr>
+            <w:r>
+              <w:rPr>
+                <w:rFonts w:ascii="Times New Roman" w:hAnsi="Times New Roman" w:cs="Times New Roman"/>
+              </w:rPr>
+              <w:t>5. El sistema crea la cuenta.</w:t>
+            </w:r>
+          </w:p>
+        </w:tc>
+      </w:tr>
+      <w:tr>
+        <w:trPr>
+          <w:trHeight w:val="966"/>
+        </w:trPr>
+        <w:tc>
+          <w:tcPr>
+            <w:tcW w:w="0" w:type="auto"/>
+            <w:hideMark/>
+          </w:tcPr>
+          <w:p>
+            <w:pPr>
+              <w:spacing w:after="160" w:line="278" w:lineRule="auto"/>
+              <w:rPr>
+                <w:rFonts w:ascii="Times New Roman" w:hAnsi="Times New Roman" w:cs="Times New Roman"/>
+              </w:rPr>
+            </w:pPr>
+            <w:r>
+              <w:rPr>
+                <w:rFonts w:ascii="Times New Roman" w:hAnsi="Times New Roman" w:cs="Times New Roman"/>
+              </w:rPr>
+              <w:t>Flujos alternativos</w:t>
+            </w:r>
+          </w:p>
+        </w:tc>
+        <w:tc>
+          <w:tcPr>
+            <w:tcW w:w="0" w:type="auto"/>
+            <w:hideMark/>
+          </w:tcPr>
+          <w:p>
+            <w:pPr>
+              <w:spacing w:after="160" w:line="278" w:lineRule="auto"/>
+              <w:rPr>
+                <w:rFonts w:ascii="Times New Roman" w:hAnsi="Times New Roman" w:cs="Times New Roman"/>
+              </w:rPr>
+            </w:pPr>
+            <w:r>
+              <w:rPr>
+                <w:rFonts w:ascii="Times New Roman" w:hAnsi="Times New Roman" w:cs="Times New Roman"/>
+              </w:rPr>
+              <w:t xml:space="preserve"> Datos incorrectos → Mostrar error.</w:t>
+            </w:r>
+          </w:p>
+          <w:p>
+            <w:pPr>
+              <w:spacing w:after="160" w:line="278" w:lineRule="auto"/>
+              <w:rPr>
+                <w:rFonts w:ascii="Times New Roman" w:hAnsi="Times New Roman" w:cs="Times New Roman"/>
+              </w:rPr>
+            </w:pPr>
+            <w:r>
+              <w:rPr>
+                <w:rFonts w:ascii="Times New Roman" w:hAnsi="Times New Roman" w:cs="Times New Roman"/>
+              </w:rPr>
+              <w:t>Usuario ya registrado → Notificar al usuario.</w:t>
+            </w:r>
+          </w:p>
+        </w:tc>
+      </w:tr>
+    </w:tbl>
+    <w:p>
+      <w:pPr>
+        <w:rPr>
+          <w:rFonts w:ascii="Times New Roman" w:hAnsi="Times New Roman" w:cs="Times New Roman"/>
+        </w:rPr>
+      </w:pPr>
+    </w:p>
+    <w:p>
+      <w:pPr>
+        <w:rPr>
+          <w:rFonts w:ascii="Times New Roman" w:hAnsi="Times New Roman" w:cs="Times New Roman"/>
+        </w:rPr>
+      </w:pPr>
+    </w:p>
+    <w:p>
+      <w:pPr>
+        <w:rPr>
+          <w:rFonts w:ascii="Times New Roman" w:hAnsi="Times New Roman" w:cs="Times New Roman"/>
+        </w:rPr>
+      </w:pPr>
+    </w:p>
     <w:p>
       <w:pPr>
         <w:rPr>
@@ -5683,7 +5802,6 @@
               <w:rPr>
                 <w:rFonts w:ascii="Times New Roman" w:hAnsi="Times New Roman" w:cs="Times New Roman"/>
               </w:rPr>
-              <w:lastRenderedPageBreak/>
               <w:t>Campo</w:t>
             </w:r>
           </w:p>
@@ -6529,7 +6647,6 @@
               <w:rPr>
                 <w:rFonts w:ascii="Times New Roman" w:hAnsi="Times New Roman" w:cs="Times New Roman"/>
               </w:rPr>
-              <w:lastRenderedPageBreak/>
               <w:t>Campo</w:t>
             </w:r>
           </w:p>
@@ -7326,27 +7443,6 @@
         </w:rPr>
       </w:pPr>
     </w:p>
-    <w:p>
-      <w:pPr>
-        <w:rPr>
-          <w:rFonts w:ascii="Times New Roman" w:hAnsi="Times New Roman" w:cs="Times New Roman"/>
-        </w:rPr>
-      </w:pPr>
-    </w:p>
-    <w:p>
-      <w:pPr>
-        <w:rPr>
-          <w:rFonts w:ascii="Times New Roman" w:hAnsi="Times New Roman" w:cs="Times New Roman"/>
-        </w:rPr>
-      </w:pPr>
-    </w:p>
-    <w:p>
-      <w:pPr>
-        <w:rPr>
-          <w:rFonts w:ascii="Times New Roman" w:hAnsi="Times New Roman" w:cs="Times New Roman"/>
-        </w:rPr>
-      </w:pPr>
-    </w:p>
     <w:tbl>
       <w:tblPr>
         <w:tblStyle w:val="Tablaconcuadrcula"/>
@@ -7375,7 +7471,6 @@
               <w:rPr>
                 <w:rFonts w:ascii="Times New Roman" w:hAnsi="Times New Roman" w:cs="Times New Roman"/>
               </w:rPr>
-              <w:lastRenderedPageBreak/>
               <w:t>Campo</w:t>
             </w:r>
           </w:p>
@@ -9358,76 +9453,6 @@
         </w:rPr>
       </w:pPr>
     </w:p>
-    <w:p>
-      <w:pPr>
-        <w:rPr>
-          <w:rFonts w:ascii="Times New Roman" w:hAnsi="Times New Roman" w:cs="Times New Roman"/>
-        </w:rPr>
-      </w:pPr>
-    </w:p>
-    <w:p>
-      <w:pPr>
-        <w:rPr>
-          <w:rFonts w:ascii="Times New Roman" w:hAnsi="Times New Roman" w:cs="Times New Roman"/>
-        </w:rPr>
-      </w:pPr>
-    </w:p>
-    <w:p>
-      <w:pPr>
-        <w:rPr>
-          <w:rFonts w:ascii="Times New Roman" w:hAnsi="Times New Roman" w:cs="Times New Roman"/>
-        </w:rPr>
-      </w:pPr>
-    </w:p>
-    <w:p>
-      <w:pPr>
-        <w:rPr>
-          <w:rFonts w:ascii="Times New Roman" w:hAnsi="Times New Roman" w:cs="Times New Roman"/>
-        </w:rPr>
-      </w:pPr>
-    </w:p>
-    <w:p>
-      <w:pPr>
-        <w:rPr>
-          <w:rFonts w:ascii="Times New Roman" w:hAnsi="Times New Roman" w:cs="Times New Roman"/>
-        </w:rPr>
-      </w:pPr>
-    </w:p>
-    <w:p>
-      <w:pPr>
-        <w:rPr>
-          <w:rFonts w:ascii="Times New Roman" w:hAnsi="Times New Roman" w:cs="Times New Roman"/>
-        </w:rPr>
-      </w:pPr>
-    </w:p>
-    <w:p>
-      <w:pPr>
-        <w:rPr>
-          <w:rFonts w:ascii="Times New Roman" w:hAnsi="Times New Roman" w:cs="Times New Roman"/>
-        </w:rPr>
-      </w:pPr>
-    </w:p>
-    <w:p>
-      <w:pPr>
-        <w:rPr>
-          <w:rFonts w:ascii="Times New Roman" w:hAnsi="Times New Roman" w:cs="Times New Roman"/>
-        </w:rPr>
-      </w:pPr>
-    </w:p>
-    <w:p>
-      <w:pPr>
-        <w:rPr>
-          <w:rFonts w:ascii="Times New Roman" w:hAnsi="Times New Roman" w:cs="Times New Roman"/>
-        </w:rPr>
-      </w:pPr>
-    </w:p>
-    <w:p>
-      <w:pPr>
-        <w:rPr>
-          <w:rFonts w:ascii="Times New Roman" w:hAnsi="Times New Roman" w:cs="Times New Roman"/>
-        </w:rPr>
-      </w:pPr>
-    </w:p>
     <w:tbl>
       <w:tblPr>
         <w:tblStyle w:val="Tablaconcuadrcula"/>
@@ -9456,6 +9481,7 @@
               <w:rPr>
                 <w:rFonts w:ascii="Times New Roman" w:hAnsi="Times New Roman" w:cs="Times New Roman"/>
               </w:rPr>
+              <w:lastRenderedPageBreak/>
               <w:t>Campo</w:t>
             </w:r>
           </w:p>
@@ -10076,6 +10102,7 @@
       <w:r>
         <w:rPr>
           <w:rFonts w:ascii="Georgia"/>
+          <w:noProof/>
           <w:sz w:val="20"/>
         </w:rPr>
         <w:drawing>
@@ -10191,13 +10218,7 @@
           <w:color w:val="041C2C"/>
         </w:rPr>
         <w:lastRenderedPageBreak/>
-        <w:t>Ar</w:t>
-      </w:r>
-      <w:r>
-        <w:rPr>
-          <w:color w:val="041C2C"/>
-        </w:rPr>
-        <w:t>quitectura</w:t>
+        <w:t>Arquitectura</w:t>
       </w:r>
       <w:r>
         <w:rPr>
